--- a/policies/build/masters/PRE.4_v2_master.docx
+++ b/policies/build/masters/PRE.4_v2_master.docx
@@ -11,40 +11,25 @@
         <w:rPr>
           <w:b/>
           <w:bCs/>
+          <w:sz w:val="28"/>
+          <w:szCs w:val="28"/>
+        </w:rPr>
+        <w:t>Policy on Information, Education and Communication about Healthcare Needs</w:t>
+      </w:r>
+    </w:p>
+    <w:p>
+      <w:pPr>
+        <w:spacing w:after="60"/>
+        <w:jc w:val="center"/>
+      </w:pPr>
+      <w:r>
+        <w:rPr>
+          <w:b/>
+          <w:bCs/>
           <w:sz w:val="32"/>
           <w:szCs w:val="32"/>
         </w:rPr>
         <w:t xml:space="preserve">«Hospital Name»</w:t>
-      </w:r>
-    </w:p>
-    <w:p>
-      <w:pPr>
-        <w:spacing w:after="60"/>
-        <w:jc w:val="center"/>
-      </w:pPr>
-      <w:r>
-        <w:rPr>
-          <w:b/>
-          <w:bCs/>
-          <w:sz w:val="28"/>
-          <w:szCs w:val="28"/>
-        </w:rPr>
-        <w:t xml:space="preserve">Information, Education and Communication about Healthcare Needs</w:t>
-      </w:r>
-    </w:p>
-    <w:p>
-      <w:pPr>
-        <w:spacing w:after="240"/>
-        <w:jc w:val="center"/>
-      </w:pPr>
-      <w:r>
-        <w:rPr>
-          <w:i/>
-          <w:iCs/>
-          <w:sz w:val="20"/>
-          <w:szCs w:val="20"/>
-        </w:rPr>
-        <w:t xml:space="preserve">Teaching patients and families about healthcare needs.</w:t>
       </w:r>
     </w:p>
     <w:p>
@@ -2127,209 +2112,6 @@
         <w:t xml:space="preserve">The Nursing Superintendent holds signed acknowledgements with the induction record.</w:t>
       </w:r>
     </w:p>
-    <w:p>
-      <w:pPr>
-        <w:pStyle w:val="Heading1"/>
-        <w:spacing w:after="120" w:before="280"/>
-      </w:pPr>
-      <w:r>
-        <w:t xml:space="preserve">9. References</w:t>
-      </w:r>
-    </w:p>
-    <w:p>
-      <w:pPr>
-        <w:pStyle w:val="ListParagraph"/>
-        <w:numPr>
-          <w:ilvl w:val="0"/>
-          <w:numId w:val="1"/>
-        </w:numPr>
-        <w:spacing w:after="60"/>
-      </w:pPr>
-      <w:r>
-        <w:rPr>
-          <w:sz w:val="22"/>
-          <w:szCs w:val="22"/>
-        </w:rPr>
-        <w:t xml:space="preserve">NABH SHCO 3rd Edition — standard PRE.4.</w:t>
-      </w:r>
-    </w:p>
-    <w:p>
-      <w:pPr>
-        <w:pStyle w:val="ListParagraph"/>
-        <w:numPr>
-          <w:ilvl w:val="0"/>
-          <w:numId w:val="1"/>
-        </w:numPr>
-        <w:spacing w:after="60"/>
-      </w:pPr>
-      <w:r>
-        <w:rPr>
-          <w:sz w:val="22"/>
-          <w:szCs w:val="22"/>
-        </w:rPr>
-        <w:t xml:space="preserve">Badarudeen and Sabharwal (2010) — ch 1; readability framework.</w:t>
-      </w:r>
-    </w:p>
-    <w:p>
-      <w:pPr>
-        <w:pStyle w:val="ListParagraph"/>
-        <w:numPr>
-          <w:ilvl w:val="0"/>
-          <w:numId w:val="1"/>
-        </w:numPr>
-        <w:spacing w:after="60"/>
-      </w:pPr>
-      <w:r>
-        <w:rPr>
-          <w:sz w:val="22"/>
-          <w:szCs w:val="22"/>
-        </w:rPr>
-        <w:t xml:space="preserve">Marcus C (2014) EDUCATE — ch 11; verbal education framework.</w:t>
-      </w:r>
-    </w:p>
-    <w:p>
-      <w:pPr>
-        <w:pStyle w:val="ListParagraph"/>
-        <w:numPr>
-          <w:ilvl w:val="0"/>
-          <w:numId w:val="1"/>
-        </w:numPr>
-        <w:spacing w:after="60"/>
-      </w:pPr>
-      <w:r>
-        <w:rPr>
-          <w:sz w:val="22"/>
-          <w:szCs w:val="22"/>
-        </w:rPr>
-        <w:t xml:space="preserve">Nouri SS and Rudd RE (2015) — ch 14; oral health literacy framework.</w:t>
-      </w:r>
-    </w:p>
-    <w:p>
-      <w:pPr>
-        <w:pStyle w:val="ListParagraph"/>
-        <w:numPr>
-          <w:ilvl w:val="0"/>
-          <w:numId w:val="1"/>
-        </w:numPr>
-        <w:spacing w:after="60"/>
-      </w:pPr>
-      <w:r>
-        <w:rPr>
-          <w:sz w:val="22"/>
-          <w:szCs w:val="22"/>
-        </w:rPr>
-        <w:t xml:space="preserve">Ha JF and Longnecker N (2010) — ch 7; doctor-patient communication framework.</w:t>
-      </w:r>
-    </w:p>
-    <w:p>
-      <w:pPr>
-        <w:pStyle w:val="ListParagraph"/>
-        <w:numPr>
-          <w:ilvl w:val="0"/>
-          <w:numId w:val="1"/>
-        </w:numPr>
-        <w:spacing w:after="60"/>
-      </w:pPr>
-      <w:r>
-        <w:rPr>
-          <w:sz w:val="22"/>
-          <w:szCs w:val="22"/>
-        </w:rPr>
-        <w:t xml:space="preserve">Internal documents of «Hospital Name»: education methods; rights, consent, discharge, medication and infection-prevention policies.</w:t>
-      </w:r>
-    </w:p>
-    <w:p>
-      <w:pPr>
-        <w:pStyle w:val="Heading1"/>
-        <w:spacing w:after="120" w:before="280"/>
-      </w:pPr>
-      <w:r>
-        <w:t xml:space="preserve">10. Distribution</w:t>
-      </w:r>
-    </w:p>
-    <w:p>
-      <w:pPr>
-        <w:spacing w:after="140"/>
-      </w:pPr>
-      <w:r>
-        <w:rPr>
-          <w:sz w:val="22"/>
-          <w:szCs w:val="22"/>
-        </w:rPr>
-        <w:t xml:space="preserve">Master copy: Medical Superintendent, Patient Rights Officer, Quality Coordinator.</w:t>
-      </w:r>
-    </w:p>
-    <w:p>
-      <w:pPr>
-        <w:spacing w:after="140"/>
-      </w:pPr>
-      <w:r>
-        <w:rPr>
-          <w:sz w:val="22"/>
-          <w:szCs w:val="22"/>
-        </w:rPr>
-        <w:t xml:space="preserve">Copies: out-patient, emergency, wards, ICU if exists, nursing administration.</w:t>
-      </w:r>
-    </w:p>
-    <w:p>
-      <w:pPr>
-        <w:spacing w:after="140"/>
-      </w:pPr>
-      <w:r>
-        <w:rPr>
-          <w:sz w:val="22"/>
-          <w:szCs w:val="22"/>
-        </w:rPr>
-        <w:t xml:space="preserve">Available at «front-office policy file» and, if the hospital keeps an intranet, at «staff intranet / policies».</w:t>
-      </w:r>
-    </w:p>
-    <w:p>
-      <w:pPr>
-        <w:pStyle w:val="Heading1"/>
-        <w:spacing w:after="120" w:before="280"/>
-      </w:pPr>
-      <w:r>
-        <w:t xml:space="preserve">11. Abbreviations</w:t>
-      </w:r>
-    </w:p>
-    <w:p>
-      <w:pPr>
-        <w:spacing w:after="140"/>
-      </w:pPr>
-      <w:r>
-        <w:rPr>
-          <w:sz w:val="22"/>
-          <w:szCs w:val="22"/>
-        </w:rPr>
-        <w:t xml:space="preserve">HAI — healthcare-associated infection
-NABH — National Accreditation Board for Hospitals and Healthcare Providers
-PRE — Patient Rights and Education
-SHCO — Standards for Small Healthcare Organisations</w:t>
-      </w:r>
-    </w:p>
-    <w:p>
-      <w:pPr>
-        <w:pStyle w:val="Heading1"/>
-        <w:spacing w:after="120" w:before="280"/>
-      </w:pPr>
-      <w:r>
-        <w:t xml:space="preserve">12. Traceability to NABH SHCO 3rd Edition PRE.4</w:t>
-      </w:r>
-    </w:p>
-    <w:p>
-      <w:pPr>
-        <w:spacing w:after="120"/>
-      </w:pPr>
-      <w:r>
-        <w:rPr>
-          <w:i/>
-          <w:iCs/>
-          <w:sz w:val="20"/>
-          <w:szCs w:val="20"/>
-        </w:rPr>
-        <w:t xml:space="preserve">This table is an index. It is not how the policy is organised.</w:t>
-      </w:r>
-    </w:p>
     <w:tbl>
       <w:tblPr>
         <w:tblW w:type="pct" w:w="100%"/>
@@ -2989,7 +2771,99 @@
         <w:spacing w:after="120" w:before="280"/>
       </w:pPr>
       <w:r>
-        <w:t xml:space="preserve">13. Required Records / Evidence Checklist</w:t>
+        <w:t>9. Distribution</w:t>
+      </w:r>
+    </w:p>
+    <w:p>
+      <w:pPr>
+        <w:spacing w:after="140"/>
+      </w:pPr>
+      <w:r>
+        <w:rPr>
+          <w:sz w:val="22"/>
+          <w:szCs w:val="22"/>
+        </w:rPr>
+        <w:t xml:space="preserve">Master copy: Medical Superintendent, Patient Rights Officer, Quality Coordinator.</w:t>
+      </w:r>
+    </w:p>
+    <w:p>
+      <w:pPr>
+        <w:spacing w:after="140"/>
+      </w:pPr>
+      <w:r>
+        <w:rPr>
+          <w:sz w:val="22"/>
+          <w:szCs w:val="22"/>
+        </w:rPr>
+        <w:t xml:space="preserve">Copies: out-patient, emergency, wards, ICU if exists, nursing administration.</w:t>
+      </w:r>
+    </w:p>
+    <w:p>
+      <w:pPr>
+        <w:spacing w:after="140"/>
+      </w:pPr>
+      <w:r>
+        <w:rPr>
+          <w:sz w:val="22"/>
+          <w:szCs w:val="22"/>
+        </w:rPr>
+        <w:t xml:space="preserve">Available at «front-office policy file» and, if the hospital keeps an intranet, at «staff intranet / policies».</w:t>
+      </w:r>
+    </w:p>
+    <w:p>
+      <w:pPr>
+        <w:pStyle w:val="Heading1"/>
+        <w:spacing w:after="120" w:before="280"/>
+      </w:pPr>
+      <w:r>
+        <w:t>10. Abbreviations</w:t>
+      </w:r>
+    </w:p>
+    <w:p>
+      <w:pPr>
+        <w:spacing w:after="140"/>
+      </w:pPr>
+      <w:r>
+        <w:rPr>
+          <w:sz w:val="22"/>
+          <w:szCs w:val="22"/>
+        </w:rPr>
+        <w:t xml:space="preserve">HAI — healthcare-associated infection
+NABH — National Accreditation Board for Hospitals and Healthcare Providers
+PRE — Patient Rights and Education
+SHCO — Standards for Small Healthcare Organisations</w:t>
+      </w:r>
+    </w:p>
+    <w:p>
+      <w:pPr>
+        <w:pStyle w:val="Heading1"/>
+        <w:spacing w:after="120" w:before="280"/>
+      </w:pPr>
+      <w:r>
+        <w:t>11. Traceability to NABH SHCO 3rd Edition PRE.4</w:t>
+      </w:r>
+    </w:p>
+    <w:p>
+      <w:pPr>
+        <w:spacing w:after="120"/>
+      </w:pPr>
+      <w:r>
+        <w:rPr>
+          <w:i/>
+          <w:iCs/>
+          <w:sz w:val="20"/>
+          <w:szCs w:val="20"/>
+        </w:rPr>
+        <w:t xml:space="preserve">This table is an index. It is not how the policy is organised.</w:t>
+      </w:r>
+    </w:p>
+    <w:p>
+      <w:pPr>
+        <w:pStyle w:val="Heading1"/>
+        <w:spacing w:after="120" w:before="280"/>
+      </w:pPr>
+      <w:r>
+        <w:t>12. Required Records / Evidence Checklist</w:t>
       </w:r>
     </w:p>
     <w:p>
@@ -3466,6 +3340,117 @@
           <w:szCs w:val="22"/>
         </w:rPr>
         <w:t xml:space="preserve">Quarterly audit sample of communication that worked.</w:t>
+      </w:r>
+    </w:p>
+    <w:p>
+      <w:pPr>
+        <w:pStyle w:val="Heading1"/>
+        <w:spacing w:after="120" w:before="280"/>
+      </w:pPr>
+      <w:r>
+        <w:t>13. References</w:t>
+      </w:r>
+    </w:p>
+    <w:p>
+      <w:pPr>
+        <w:pStyle w:val="ListParagraph"/>
+        <w:numPr>
+          <w:ilvl w:val="0"/>
+          <w:numId w:val="1"/>
+        </w:numPr>
+        <w:spacing w:after="60"/>
+      </w:pPr>
+      <w:r>
+        <w:rPr>
+          <w:sz w:val="22"/>
+          <w:szCs w:val="22"/>
+        </w:rPr>
+        <w:t xml:space="preserve">NABH SHCO 3rd Edition — standard PRE.4.</w:t>
+      </w:r>
+    </w:p>
+    <w:p>
+      <w:pPr>
+        <w:pStyle w:val="ListParagraph"/>
+        <w:numPr>
+          <w:ilvl w:val="0"/>
+          <w:numId w:val="1"/>
+        </w:numPr>
+        <w:spacing w:after="60"/>
+      </w:pPr>
+      <w:r>
+        <w:rPr>
+          <w:sz w:val="22"/>
+          <w:szCs w:val="22"/>
+        </w:rPr>
+        <w:t xml:space="preserve">Badarudeen and Sabharwal (2010) — ch 1; readability framework.</w:t>
+      </w:r>
+    </w:p>
+    <w:p>
+      <w:pPr>
+        <w:pStyle w:val="ListParagraph"/>
+        <w:numPr>
+          <w:ilvl w:val="0"/>
+          <w:numId w:val="1"/>
+        </w:numPr>
+        <w:spacing w:after="60"/>
+      </w:pPr>
+      <w:r>
+        <w:rPr>
+          <w:sz w:val="22"/>
+          <w:szCs w:val="22"/>
+        </w:rPr>
+        <w:t xml:space="preserve">Marcus C (2014) EDUCATE — ch 11; verbal education framework.</w:t>
+      </w:r>
+    </w:p>
+    <w:p>
+      <w:pPr>
+        <w:pStyle w:val="ListParagraph"/>
+        <w:numPr>
+          <w:ilvl w:val="0"/>
+          <w:numId w:val="1"/>
+        </w:numPr>
+        <w:spacing w:after="60"/>
+      </w:pPr>
+      <w:r>
+        <w:rPr>
+          <w:sz w:val="22"/>
+          <w:szCs w:val="22"/>
+        </w:rPr>
+        <w:t xml:space="preserve">Nouri SS and Rudd RE (2015) — ch 14; oral health literacy framework.</w:t>
+      </w:r>
+    </w:p>
+    <w:p>
+      <w:pPr>
+        <w:pStyle w:val="ListParagraph"/>
+        <w:numPr>
+          <w:ilvl w:val="0"/>
+          <w:numId w:val="1"/>
+        </w:numPr>
+        <w:spacing w:after="60"/>
+      </w:pPr>
+      <w:r>
+        <w:rPr>
+          <w:sz w:val="22"/>
+          <w:szCs w:val="22"/>
+        </w:rPr>
+        <w:t xml:space="preserve">Ha JF and Longnecker N (2010) — ch 7; doctor-patient communication framework.</w:t>
+      </w:r>
+    </w:p>
+    <w:p>
+      <w:pPr>
+        <w:pStyle w:val="ListParagraph"/>
+        <w:numPr>
+          <w:ilvl w:val="0"/>
+          <w:numId w:val="1"/>
+        </w:numPr>
+        <w:spacing w:after="60"/>
+      </w:pPr>
+      <w:r>
+        <w:rPr>
+          <w:sz w:val="22"/>
+          <w:szCs w:val="22"/>
+        </w:rPr>
+        <w:t xml:space="preserve">Internal documents of «Hospital Name»: education methods; rights, consent, discharge, medication and infection-prevention policies.</w:t>
       </w:r>
     </w:p>
     <w:p>
@@ -3590,7 +3575,7 @@
         <w:sz w:val="16"/>
         <w:szCs w:val="16"/>
       </w:rPr>
-      <w:t xml:space="preserve">«Hospital Name»  |  «PRE/POL/04»  |  Controlled document  |  Information, Education and Communication about Healthcare Needs</w:t>
+      <w:t>«Hospital Name»  |  «PRE/POL/04»  |  Controlled document  |  Policy on Information, Education and Communication about Healthcare Needs</w:t>
     </w:r>
   </w:p>
 </w:ftr>

--- a/policies/build/masters/PRE.4_v2_master.docx
+++ b/policies/build/masters/PRE.4_v2_master.docx
@@ -2129,6 +2129,7 @@
         <w:gridCol w:w="100"/>
         <w:gridCol w:w="100"/>
         <w:gridCol w:w="100"/>
+        <w:gridCol w:w="100"/>
       </w:tblGrid>
       <w:tr>
         <w:tc>
@@ -2156,6 +2157,26 @@
         </w:tc>
         <w:tc>
           <w:tcPr>
+            <w:tcW w:type="pct" w:w="12%"/>
+            <w:tcBorders>
+              <w:top w:val="single" w:color="999999" w:sz="4"/>
+              <w:left w:val="single" w:color="999999" w:sz="4"/>
+              <w:bottom w:val="single" w:color="999999" w:sz="4"/>
+              <w:right w:val="single" w:color="999999" w:sz="4"/>
+            </w:tcBorders>
+            <w:shd w:fill="E8E8E8" w:val="clear"/>
+          </w:tcPr>
+          <w:p>
+            <w:r>
+              <w:rPr>
+                <w:b/>
+              </w:rPr>
+              <w:t>Level</w:t>
+            </w:r>
+          </w:p>
+        </w:tc>
+        <w:tc>
+          <w:tcPr>
             <w:tcW w:type="pct" w:w="32%"/>
             <w:tcBorders>
               <w:top w:val="single" w:color="999999" w:sz="4"/>
@@ -2249,6 +2270,22 @@
         </w:tc>
         <w:tc>
           <w:tcPr>
+            <w:tcW w:type="pct" w:w="12%"/>
+            <w:tcBorders>
+              <w:top w:val="single" w:color="999999" w:sz="4"/>
+              <w:left w:val="single" w:color="999999" w:sz="4"/>
+              <w:bottom w:val="single" w:color="999999" w:sz="4"/>
+              <w:right w:val="single" w:color="999999" w:sz="4"/>
+            </w:tcBorders>
+          </w:tcPr>
+          <w:p>
+            <w:r>
+              <w:t>CORE</w:t>
+            </w:r>
+          </w:p>
+        </w:tc>
+        <w:tc>
+          <w:tcPr>
             <w:tcW w:type="pct" w:w="32%"/>
             <w:tcBorders>
               <w:top w:val="single" w:color="999999" w:sz="4"/>
@@ -2339,6 +2376,22 @@
         </w:tc>
         <w:tc>
           <w:tcPr>
+            <w:tcW w:type="pct" w:w="12%"/>
+            <w:tcBorders>
+              <w:top w:val="single" w:color="999999" w:sz="4"/>
+              <w:left w:val="single" w:color="999999" w:sz="4"/>
+              <w:bottom w:val="single" w:color="999999" w:sz="4"/>
+              <w:right w:val="single" w:color="999999" w:sz="4"/>
+            </w:tcBorders>
+          </w:tcPr>
+          <w:p>
+            <w:r>
+              <w:t>Commitment</w:t>
+            </w:r>
+          </w:p>
+        </w:tc>
+        <w:tc>
+          <w:tcPr>
             <w:tcW w:type="pct" w:w="32%"/>
             <w:tcBorders>
               <w:top w:val="single" w:color="999999" w:sz="4"/>
@@ -2429,6 +2482,22 @@
         </w:tc>
         <w:tc>
           <w:tcPr>
+            <w:tcW w:type="pct" w:w="12%"/>
+            <w:tcBorders>
+              <w:top w:val="single" w:color="999999" w:sz="4"/>
+              <w:left w:val="single" w:color="999999" w:sz="4"/>
+              <w:bottom w:val="single" w:color="999999" w:sz="4"/>
+              <w:right w:val="single" w:color="999999" w:sz="4"/>
+            </w:tcBorders>
+          </w:tcPr>
+          <w:p>
+            <w:r>
+              <w:t>Commitment</w:t>
+            </w:r>
+          </w:p>
+        </w:tc>
+        <w:tc>
+          <w:tcPr>
             <w:tcW w:type="pct" w:w="32%"/>
             <w:tcBorders>
               <w:top w:val="single" w:color="999999" w:sz="4"/>
@@ -2519,6 +2588,22 @@
         </w:tc>
         <w:tc>
           <w:tcPr>
+            <w:tcW w:type="pct" w:w="12%"/>
+            <w:tcBorders>
+              <w:top w:val="single" w:color="999999" w:sz="4"/>
+              <w:left w:val="single" w:color="999999" w:sz="4"/>
+              <w:bottom w:val="single" w:color="999999" w:sz="4"/>
+              <w:right w:val="single" w:color="999999" w:sz="4"/>
+            </w:tcBorders>
+          </w:tcPr>
+          <w:p>
+            <w:r>
+              <w:t>Commitment</w:t>
+            </w:r>
+          </w:p>
+        </w:tc>
+        <w:tc>
+          <w:tcPr>
             <w:tcW w:type="pct" w:w="32%"/>
             <w:tcBorders>
               <w:top w:val="single" w:color="999999" w:sz="4"/>
@@ -2609,6 +2694,22 @@
         </w:tc>
         <w:tc>
           <w:tcPr>
+            <w:tcW w:type="pct" w:w="12%"/>
+            <w:tcBorders>
+              <w:top w:val="single" w:color="999999" w:sz="4"/>
+              <w:left w:val="single" w:color="999999" w:sz="4"/>
+              <w:bottom w:val="single" w:color="999999" w:sz="4"/>
+              <w:right w:val="single" w:color="999999" w:sz="4"/>
+            </w:tcBorders>
+          </w:tcPr>
+          <w:p>
+            <w:r>
+              <w:t>Commitment</w:t>
+            </w:r>
+          </w:p>
+        </w:tc>
+        <w:tc>
+          <w:tcPr>
             <w:tcW w:type="pct" w:w="32%"/>
             <w:tcBorders>
               <w:top w:val="single" w:color="999999" w:sz="4"/>
@@ -2699,6 +2800,22 @@
         </w:tc>
         <w:tc>
           <w:tcPr>
+            <w:tcW w:type="pct" w:w="12%"/>
+            <w:tcBorders>
+              <w:top w:val="single" w:color="999999" w:sz="4"/>
+              <w:left w:val="single" w:color="999999" w:sz="4"/>
+              <w:bottom w:val="single" w:color="999999" w:sz="4"/>
+              <w:right w:val="single" w:color="999999" w:sz="4"/>
+            </w:tcBorders>
+          </w:tcPr>
+          <w:p>
+            <w:r>
+              <w:t>Excellence*</w:t>
+            </w:r>
+          </w:p>
+        </w:tc>
+        <w:tc>
+          <w:tcPr>
             <w:tcW w:type="pct" w:w="32%"/>
             <w:tcBorders>
               <w:top w:val="single" w:color="999999" w:sz="4"/>
@@ -2819,21 +2936,233 @@
         <w:t>10. Abbreviations</w:t>
       </w:r>
     </w:p>
-    <w:p>
-      <w:pPr>
-        <w:spacing w:after="140"/>
-      </w:pPr>
-      <w:r>
-        <w:rPr>
-          <w:sz w:val="22"/>
-          <w:szCs w:val="22"/>
-        </w:rPr>
-        <w:t xml:space="preserve">HAI — healthcare-associated infection
-NABH — National Accreditation Board for Hospitals and Healthcare Providers
-PRE — Patient Rights and Education
-SHCO — Standards for Small Healthcare Organisations</w:t>
-      </w:r>
-    </w:p>
+    <w:tbl>
+      <w:tblPr>
+        <w:tblW w:type="pct" w:w="100%"/>
+        <w:tblBorders>
+          <w:top w:val="single" w:color="auto" w:sz="4"/>
+          <w:left w:val="single" w:color="auto" w:sz="4"/>
+          <w:bottom w:val="single" w:color="auto" w:sz="4"/>
+          <w:right w:val="single" w:color="auto" w:sz="4"/>
+          <w:insideH w:val="single" w:color="auto" w:sz="4"/>
+          <w:insideV w:val="single" w:color="auto" w:sz="4"/>
+        </w:tblBorders>
+      </w:tblPr>
+      <w:tblGrid>
+        <w:gridCol w:w="100"/>
+        <w:gridCol w:w="100"/>
+      </w:tblGrid>
+      <w:tr>
+        <w:tc>
+          <w:tcPr>
+            <w:tcW w:type="pct" w:w="22%"/>
+            <w:tcBorders>
+              <w:top w:val="single" w:color="999999" w:sz="4"/>
+              <w:left w:val="single" w:color="999999" w:sz="4"/>
+              <w:bottom w:val="single" w:color="999999" w:sz="4"/>
+              <w:right w:val="single" w:color="999999" w:sz="4"/>
+            </w:tcBorders>
+            <w:shd w:fill="E8E8E8" w:val="clear"/>
+          </w:tcPr>
+          <w:p>
+            <w:r>
+              <w:rPr>
+                <w:b/>
+              </w:rPr>
+              <w:t>Abbreviation</w:t>
+            </w:r>
+          </w:p>
+        </w:tc>
+        <w:tc>
+          <w:tcPr>
+            <w:tcW w:type="pct" w:w="22%"/>
+            <w:tcBorders>
+              <w:top w:val="single" w:color="999999" w:sz="4"/>
+              <w:left w:val="single" w:color="999999" w:sz="4"/>
+              <w:bottom w:val="single" w:color="999999" w:sz="4"/>
+              <w:right w:val="single" w:color="999999" w:sz="4"/>
+            </w:tcBorders>
+            <w:shd w:fill="E8E8E8" w:val="clear"/>
+          </w:tcPr>
+          <w:p>
+            <w:r>
+              <w:rPr>
+                <w:b/>
+              </w:rPr>
+              <w:t>Meaning</w:t>
+            </w:r>
+          </w:p>
+        </w:tc>
+      </w:tr>
+      <w:tr>
+        <w:tc>
+          <w:tcPr>
+            <w:tcW w:type="pct" w:w="22%"/>
+            <w:tcBorders>
+              <w:top w:val="single" w:color="999999" w:sz="4"/>
+              <w:left w:val="single" w:color="999999" w:sz="4"/>
+              <w:bottom w:val="single" w:color="999999" w:sz="4"/>
+              <w:right w:val="single" w:color="999999" w:sz="4"/>
+            </w:tcBorders>
+            <w:shd w:fill="E8E8E8" w:val="clear"/>
+          </w:tcPr>
+          <w:p>
+            <w:r>
+              <w:rPr>
+                <w:b w:val="0"/>
+              </w:rPr>
+              <w:t>HAI</w:t>
+            </w:r>
+          </w:p>
+        </w:tc>
+        <w:tc>
+          <w:tcPr>
+            <w:tcW w:type="pct" w:w="22%"/>
+            <w:tcBorders>
+              <w:top w:val="single" w:color="999999" w:sz="4"/>
+              <w:left w:val="single" w:color="999999" w:sz="4"/>
+              <w:bottom w:val="single" w:color="999999" w:sz="4"/>
+              <w:right w:val="single" w:color="999999" w:sz="4"/>
+            </w:tcBorders>
+            <w:shd w:fill="E8E8E8" w:val="clear"/>
+          </w:tcPr>
+          <w:p>
+            <w:r>
+              <w:rPr>
+                <w:b w:val="0"/>
+              </w:rPr>
+              <w:t>healthcare-associated infection</w:t>
+            </w:r>
+          </w:p>
+        </w:tc>
+      </w:tr>
+      <w:tr>
+        <w:tc>
+          <w:tcPr>
+            <w:tcW w:type="pct" w:w="22%"/>
+            <w:tcBorders>
+              <w:top w:val="single" w:color="999999" w:sz="4"/>
+              <w:left w:val="single" w:color="999999" w:sz="4"/>
+              <w:bottom w:val="single" w:color="999999" w:sz="4"/>
+              <w:right w:val="single" w:color="999999" w:sz="4"/>
+            </w:tcBorders>
+            <w:shd w:fill="E8E8E8" w:val="clear"/>
+          </w:tcPr>
+          <w:p>
+            <w:r>
+              <w:rPr>
+                <w:b w:val="0"/>
+              </w:rPr>
+              <w:t>NABH</w:t>
+            </w:r>
+          </w:p>
+        </w:tc>
+        <w:tc>
+          <w:tcPr>
+            <w:tcW w:type="pct" w:w="22%"/>
+            <w:tcBorders>
+              <w:top w:val="single" w:color="999999" w:sz="4"/>
+              <w:left w:val="single" w:color="999999" w:sz="4"/>
+              <w:bottom w:val="single" w:color="999999" w:sz="4"/>
+              <w:right w:val="single" w:color="999999" w:sz="4"/>
+            </w:tcBorders>
+            <w:shd w:fill="E8E8E8" w:val="clear"/>
+          </w:tcPr>
+          <w:p>
+            <w:r>
+              <w:rPr>
+                <w:b w:val="0"/>
+              </w:rPr>
+              <w:t>National Accreditation Board for Hospitals and Healthcare Providers</w:t>
+            </w:r>
+          </w:p>
+        </w:tc>
+      </w:tr>
+      <w:tr>
+        <w:tc>
+          <w:tcPr>
+            <w:tcW w:type="pct" w:w="22%"/>
+            <w:tcBorders>
+              <w:top w:val="single" w:color="999999" w:sz="4"/>
+              <w:left w:val="single" w:color="999999" w:sz="4"/>
+              <w:bottom w:val="single" w:color="999999" w:sz="4"/>
+              <w:right w:val="single" w:color="999999" w:sz="4"/>
+            </w:tcBorders>
+            <w:shd w:fill="E8E8E8" w:val="clear"/>
+          </w:tcPr>
+          <w:p>
+            <w:r>
+              <w:rPr>
+                <w:b w:val="0"/>
+              </w:rPr>
+              <w:t>PRE</w:t>
+            </w:r>
+          </w:p>
+        </w:tc>
+        <w:tc>
+          <w:tcPr>
+            <w:tcW w:type="pct" w:w="22%"/>
+            <w:tcBorders>
+              <w:top w:val="single" w:color="999999" w:sz="4"/>
+              <w:left w:val="single" w:color="999999" w:sz="4"/>
+              <w:bottom w:val="single" w:color="999999" w:sz="4"/>
+              <w:right w:val="single" w:color="999999" w:sz="4"/>
+            </w:tcBorders>
+            <w:shd w:fill="E8E8E8" w:val="clear"/>
+          </w:tcPr>
+          <w:p>
+            <w:r>
+              <w:rPr>
+                <w:b w:val="0"/>
+              </w:rPr>
+              <w:t>Patient Rights and Education</w:t>
+            </w:r>
+          </w:p>
+        </w:tc>
+      </w:tr>
+      <w:tr>
+        <w:tc>
+          <w:tcPr>
+            <w:tcW w:type="pct" w:w="22%"/>
+            <w:tcBorders>
+              <w:top w:val="single" w:color="999999" w:sz="4"/>
+              <w:left w:val="single" w:color="999999" w:sz="4"/>
+              <w:bottom w:val="single" w:color="999999" w:sz="4"/>
+              <w:right w:val="single" w:color="999999" w:sz="4"/>
+            </w:tcBorders>
+            <w:shd w:fill="E8E8E8" w:val="clear"/>
+          </w:tcPr>
+          <w:p>
+            <w:r>
+              <w:rPr>
+                <w:b w:val="0"/>
+              </w:rPr>
+              <w:t>SHCO</w:t>
+            </w:r>
+          </w:p>
+        </w:tc>
+        <w:tc>
+          <w:tcPr>
+            <w:tcW w:type="pct" w:w="22%"/>
+            <w:tcBorders>
+              <w:top w:val="single" w:color="999999" w:sz="4"/>
+              <w:left w:val="single" w:color="999999" w:sz="4"/>
+              <w:bottom w:val="single" w:color="999999" w:sz="4"/>
+              <w:right w:val="single" w:color="999999" w:sz="4"/>
+            </w:tcBorders>
+            <w:shd w:fill="E8E8E8" w:val="clear"/>
+          </w:tcPr>
+          <w:p>
+            <w:r>
+              <w:rPr>
+                <w:b w:val="0"/>
+              </w:rPr>
+              <w:t>Standards for Small Healthcare Organisations</w:t>
+            </w:r>
+          </w:p>
+        </w:tc>
+      </w:tr>
+    </w:tbl>
     <w:p>
       <w:pPr>
         <w:pStyle w:val="Heading1"/>

--- a/policies/build/masters/PRE.4_v2_master.docx
+++ b/policies/build/masters/PRE.4_v2_master.docx
@@ -682,18 +682,6 @@
     </w:p>
     <w:p>
       <w:pPr>
-        <w:spacing w:after="140"/>
-      </w:pPr>
-      <w:r>
-        <w:rPr>
-          <w:sz w:val="22"/>
-          <w:szCs w:val="22"/>
-        </w:rPr>
-        <w:t xml:space="preserve">Words marked «like this» are defaults. A blank marked «________» must be filled before issue.</w:t>
-      </w:r>
-    </w:p>
-    <w:p>
-      <w:pPr>
         <w:pStyle w:val="Heading1"/>
         <w:spacing w:after="120" w:before="280"/>
       </w:pPr>
@@ -723,120 +711,6 @@
           <w:szCs w:val="22"/>
         </w:rPr>
         <w:t xml:space="preserve">It binds treating doctors, nurses, the «Patient Rights Officer» as education lead where named, and the «Quality Coordinator» who audits.</w:t>
-      </w:r>
-    </w:p>
-    <w:p>
-      <w:pPr>
-        <w:spacing w:after="140"/>
-      </w:pPr>
-      <w:r>
-        <w:rPr>
-          <w:sz w:val="22"/>
-          <w:szCs w:val="22"/>
-        </w:rPr>
-        <w:t xml:space="preserve">Boundaries:</w:t>
-      </w:r>
-    </w:p>
-    <w:p>
-      <w:pPr>
-        <w:pStyle w:val="ListParagraph"/>
-        <w:numPr>
-          <w:ilvl w:val="0"/>
-          <w:numId w:val="1"/>
-        </w:numPr>
-        <w:spacing w:after="60"/>
-      </w:pPr>
-      <w:r>
-        <w:rPr>
-          <w:sz w:val="22"/>
-          <w:szCs w:val="22"/>
-        </w:rPr>
-        <w:t xml:space="preserve">PRE.3.b is the consent conversation; this policy is ongoing education in the same language.</w:t>
-      </w:r>
-    </w:p>
-    <w:p>
-      <w:pPr>
-        <w:pStyle w:val="ListParagraph"/>
-        <w:numPr>
-          <w:ilvl w:val="0"/>
-          <w:numId w:val="1"/>
-        </w:numPr>
-        <w:spacing w:after="60"/>
-      </w:pPr>
-      <w:r>
-        <w:rPr>
-          <w:sz w:val="22"/>
-          <w:szCs w:val="22"/>
-        </w:rPr>
-        <w:t xml:space="preserve">AAC.8 owns follow-up advice on the discharge summary and hands teaching method to PRE.</w:t>
-      </w:r>
-    </w:p>
-    <w:p>
-      <w:pPr>
-        <w:pStyle w:val="ListParagraph"/>
-        <w:numPr>
-          <w:ilvl w:val="0"/>
-          <w:numId w:val="1"/>
-        </w:numPr>
-        <w:spacing w:after="60"/>
-      </w:pPr>
-      <w:r>
-        <w:rPr>
-          <w:sz w:val="22"/>
-          <w:szCs w:val="22"/>
-        </w:rPr>
-        <w:t xml:space="preserve">MOM.6 administers; MOM.7 captures NM/ME/ADR; PRE.4.b teaches about medicines and side effects.</w:t>
-      </w:r>
-    </w:p>
-    <w:p>
-      <w:pPr>
-        <w:pStyle w:val="ListParagraph"/>
-        <w:numPr>
-          <w:ilvl w:val="0"/>
-          <w:numId w:val="1"/>
-        </w:numPr>
-        <w:spacing w:after="60"/>
-      </w:pPr>
-      <w:r>
-        <w:rPr>
-          <w:sz w:val="22"/>
-          <w:szCs w:val="22"/>
-        </w:rPr>
-        <w:t xml:space="preserve">COP.13, COP.8 and HIC.3 own clinical diet, immunisation and kitchen method; PRE.4.c teaches.</w:t>
-      </w:r>
-    </w:p>
-    <w:p>
-      <w:pPr>
-        <w:pStyle w:val="ListParagraph"/>
-        <w:numPr>
-          <w:ilvl w:val="0"/>
-          <w:numId w:val="1"/>
-        </w:numPr>
-        <w:spacing w:after="60"/>
-      </w:pPr>
-      <w:r>
-        <w:rPr>
-          <w:sz w:val="22"/>
-          <w:szCs w:val="22"/>
-        </w:rPr>
-        <w:t xml:space="preserve">HIC.2/HIC.4/HIC.5 own IPC method; PRE.4.e teaches how patients can help prevent HAI.</w:t>
-      </w:r>
-    </w:p>
-    <w:p>
-      <w:pPr>
-        <w:pStyle w:val="ListParagraph"/>
-        <w:numPr>
-          <w:ilvl w:val="0"/>
-          <w:numId w:val="1"/>
-        </w:numPr>
-        <w:spacing w:after="60"/>
-      </w:pPr>
-      <w:r>
-        <w:rPr>
-          <w:sz w:val="22"/>
-          <w:szCs w:val="22"/>
-        </w:rPr>
-        <w:t xml:space="preserve">PRE.2.j access to records; IMS owns the file.</w:t>
       </w:r>
     </w:p>
     <w:p>

--- a/policies/build/masters/PRE.4_v2_master.docx
+++ b/policies/build/masters/PRE.4_v2_master.docx
@@ -1986,6 +1986,310 @@
         <w:t xml:space="preserve">The Nursing Superintendent holds signed acknowledgements with the induction record.</w:t>
       </w:r>
     </w:p>
+    <w:p>
+      <w:pPr>
+        <w:pStyle w:val="Heading1"/>
+        <w:spacing w:after="120" w:before="280"/>
+      </w:pPr>
+      <w:r>
+        <w:t>9. Distribution</w:t>
+      </w:r>
+    </w:p>
+    <w:p>
+      <w:pPr>
+        <w:spacing w:after="140"/>
+      </w:pPr>
+      <w:r>
+        <w:rPr>
+          <w:sz w:val="22"/>
+          <w:szCs w:val="22"/>
+        </w:rPr>
+        <w:t xml:space="preserve">Master copy: Medical Superintendent, Patient Rights Officer, Quality Coordinator.</w:t>
+      </w:r>
+    </w:p>
+    <w:p>
+      <w:pPr>
+        <w:spacing w:after="140"/>
+      </w:pPr>
+      <w:r>
+        <w:rPr>
+          <w:sz w:val="22"/>
+          <w:szCs w:val="22"/>
+        </w:rPr>
+        <w:t xml:space="preserve">Copies: out-patient, emergency, wards, ICU if exists, nursing administration.</w:t>
+      </w:r>
+    </w:p>
+    <w:p>
+      <w:pPr>
+        <w:spacing w:after="140"/>
+      </w:pPr>
+      <w:r>
+        <w:rPr>
+          <w:sz w:val="22"/>
+          <w:szCs w:val="22"/>
+        </w:rPr>
+        <w:t xml:space="preserve">Available at «front-office policy file» and, if the hospital keeps an intranet, at «staff intranet / policies».</w:t>
+      </w:r>
+    </w:p>
+    <w:p>
+      <w:pPr>
+        <w:pStyle w:val="Heading1"/>
+        <w:spacing w:after="120" w:before="280"/>
+      </w:pPr>
+      <w:r>
+        <w:t>10. Abbreviations</w:t>
+      </w:r>
+    </w:p>
+    <w:tbl>
+      <w:tblPr>
+        <w:tblW w:type="pct" w:w="100%"/>
+        <w:tblBorders>
+          <w:top w:val="single" w:color="auto" w:sz="4"/>
+          <w:left w:val="single" w:color="auto" w:sz="4"/>
+          <w:bottom w:val="single" w:color="auto" w:sz="4"/>
+          <w:right w:val="single" w:color="auto" w:sz="4"/>
+          <w:insideH w:val="single" w:color="auto" w:sz="4"/>
+          <w:insideV w:val="single" w:color="auto" w:sz="4"/>
+        </w:tblBorders>
+      </w:tblPr>
+      <w:tblGrid>
+        <w:gridCol w:w="100"/>
+        <w:gridCol w:w="100"/>
+      </w:tblGrid>
+      <w:tr>
+        <w:tc>
+          <w:tcPr>
+            <w:tcW w:type="pct" w:w="22%"/>
+            <w:tcBorders>
+              <w:top w:val="single" w:color="999999" w:sz="4"/>
+              <w:left w:val="single" w:color="999999" w:sz="4"/>
+              <w:bottom w:val="single" w:color="999999" w:sz="4"/>
+              <w:right w:val="single" w:color="999999" w:sz="4"/>
+            </w:tcBorders>
+            <w:shd w:fill="E8E8E8" w:val="clear"/>
+          </w:tcPr>
+          <w:p>
+            <w:r>
+              <w:rPr>
+                <w:b/>
+              </w:rPr>
+              <w:t>Abbreviation</w:t>
+            </w:r>
+          </w:p>
+        </w:tc>
+        <w:tc>
+          <w:tcPr>
+            <w:tcW w:type="pct" w:w="22%"/>
+            <w:tcBorders>
+              <w:top w:val="single" w:color="999999" w:sz="4"/>
+              <w:left w:val="single" w:color="999999" w:sz="4"/>
+              <w:bottom w:val="single" w:color="999999" w:sz="4"/>
+              <w:right w:val="single" w:color="999999" w:sz="4"/>
+            </w:tcBorders>
+            <w:shd w:fill="E8E8E8" w:val="clear"/>
+          </w:tcPr>
+          <w:p>
+            <w:r>
+              <w:rPr>
+                <w:b/>
+              </w:rPr>
+              <w:t>Meaning</w:t>
+            </w:r>
+          </w:p>
+        </w:tc>
+      </w:tr>
+      <w:tr>
+        <w:tc>
+          <w:tcPr>
+            <w:tcW w:type="pct" w:w="22%"/>
+            <w:tcBorders>
+              <w:top w:val="single" w:color="999999" w:sz="4"/>
+              <w:left w:val="single" w:color="999999" w:sz="4"/>
+              <w:bottom w:val="single" w:color="999999" w:sz="4"/>
+              <w:right w:val="single" w:color="999999" w:sz="4"/>
+            </w:tcBorders>
+            <w:shd w:fill="E8E8E8" w:val="clear"/>
+          </w:tcPr>
+          <w:p>
+            <w:r>
+              <w:rPr>
+                <w:b w:val="0"/>
+              </w:rPr>
+              <w:t>HAI</w:t>
+            </w:r>
+          </w:p>
+        </w:tc>
+        <w:tc>
+          <w:tcPr>
+            <w:tcW w:type="pct" w:w="22%"/>
+            <w:tcBorders>
+              <w:top w:val="single" w:color="999999" w:sz="4"/>
+              <w:left w:val="single" w:color="999999" w:sz="4"/>
+              <w:bottom w:val="single" w:color="999999" w:sz="4"/>
+              <w:right w:val="single" w:color="999999" w:sz="4"/>
+            </w:tcBorders>
+            <w:shd w:fill="E8E8E8" w:val="clear"/>
+          </w:tcPr>
+          <w:p>
+            <w:r>
+              <w:rPr>
+                <w:b w:val="0"/>
+              </w:rPr>
+              <w:t>healthcare-associated infection</w:t>
+            </w:r>
+          </w:p>
+        </w:tc>
+      </w:tr>
+      <w:tr>
+        <w:tc>
+          <w:tcPr>
+            <w:tcW w:type="pct" w:w="22%"/>
+            <w:tcBorders>
+              <w:top w:val="single" w:color="999999" w:sz="4"/>
+              <w:left w:val="single" w:color="999999" w:sz="4"/>
+              <w:bottom w:val="single" w:color="999999" w:sz="4"/>
+              <w:right w:val="single" w:color="999999" w:sz="4"/>
+            </w:tcBorders>
+            <w:shd w:fill="E8E8E8" w:val="clear"/>
+          </w:tcPr>
+          <w:p>
+            <w:r>
+              <w:rPr>
+                <w:b w:val="0"/>
+              </w:rPr>
+              <w:t>NABH</w:t>
+            </w:r>
+          </w:p>
+        </w:tc>
+        <w:tc>
+          <w:tcPr>
+            <w:tcW w:type="pct" w:w="22%"/>
+            <w:tcBorders>
+              <w:top w:val="single" w:color="999999" w:sz="4"/>
+              <w:left w:val="single" w:color="999999" w:sz="4"/>
+              <w:bottom w:val="single" w:color="999999" w:sz="4"/>
+              <w:right w:val="single" w:color="999999" w:sz="4"/>
+            </w:tcBorders>
+            <w:shd w:fill="E8E8E8" w:val="clear"/>
+          </w:tcPr>
+          <w:p>
+            <w:r>
+              <w:rPr>
+                <w:b w:val="0"/>
+              </w:rPr>
+              <w:t>National Accreditation Board for Hospitals and Healthcare Providers</w:t>
+            </w:r>
+          </w:p>
+        </w:tc>
+      </w:tr>
+      <w:tr>
+        <w:tc>
+          <w:tcPr>
+            <w:tcW w:type="pct" w:w="22%"/>
+            <w:tcBorders>
+              <w:top w:val="single" w:color="999999" w:sz="4"/>
+              <w:left w:val="single" w:color="999999" w:sz="4"/>
+              <w:bottom w:val="single" w:color="999999" w:sz="4"/>
+              <w:right w:val="single" w:color="999999" w:sz="4"/>
+            </w:tcBorders>
+            <w:shd w:fill="E8E8E8" w:val="clear"/>
+          </w:tcPr>
+          <w:p>
+            <w:r>
+              <w:rPr>
+                <w:b w:val="0"/>
+              </w:rPr>
+              <w:t>PRE</w:t>
+            </w:r>
+          </w:p>
+        </w:tc>
+        <w:tc>
+          <w:tcPr>
+            <w:tcW w:type="pct" w:w="22%"/>
+            <w:tcBorders>
+              <w:top w:val="single" w:color="999999" w:sz="4"/>
+              <w:left w:val="single" w:color="999999" w:sz="4"/>
+              <w:bottom w:val="single" w:color="999999" w:sz="4"/>
+              <w:right w:val="single" w:color="999999" w:sz="4"/>
+            </w:tcBorders>
+            <w:shd w:fill="E8E8E8" w:val="clear"/>
+          </w:tcPr>
+          <w:p>
+            <w:r>
+              <w:rPr>
+                <w:b w:val="0"/>
+              </w:rPr>
+              <w:t>Patient Rights and Education</w:t>
+            </w:r>
+          </w:p>
+        </w:tc>
+      </w:tr>
+      <w:tr>
+        <w:tc>
+          <w:tcPr>
+            <w:tcW w:type="pct" w:w="22%"/>
+            <w:tcBorders>
+              <w:top w:val="single" w:color="999999" w:sz="4"/>
+              <w:left w:val="single" w:color="999999" w:sz="4"/>
+              <w:bottom w:val="single" w:color="999999" w:sz="4"/>
+              <w:right w:val="single" w:color="999999" w:sz="4"/>
+            </w:tcBorders>
+            <w:shd w:fill="E8E8E8" w:val="clear"/>
+          </w:tcPr>
+          <w:p>
+            <w:r>
+              <w:rPr>
+                <w:b w:val="0"/>
+              </w:rPr>
+              <w:t>SHCO</w:t>
+            </w:r>
+          </w:p>
+        </w:tc>
+        <w:tc>
+          <w:tcPr>
+            <w:tcW w:type="pct" w:w="22%"/>
+            <w:tcBorders>
+              <w:top w:val="single" w:color="999999" w:sz="4"/>
+              <w:left w:val="single" w:color="999999" w:sz="4"/>
+              <w:bottom w:val="single" w:color="999999" w:sz="4"/>
+              <w:right w:val="single" w:color="999999" w:sz="4"/>
+            </w:tcBorders>
+            <w:shd w:fill="E8E8E8" w:val="clear"/>
+          </w:tcPr>
+          <w:p>
+            <w:r>
+              <w:rPr>
+                <w:b w:val="0"/>
+              </w:rPr>
+              <w:t>Standards for Small Healthcare Organisations</w:t>
+            </w:r>
+          </w:p>
+        </w:tc>
+      </w:tr>
+    </w:tbl>
+    <w:p>
+      <w:pPr>
+        <w:pStyle w:val="Heading1"/>
+        <w:spacing w:after="120" w:before="280"/>
+      </w:pPr>
+      <w:r>
+        <w:t>11. Traceability to NABH SHCO 3rd Edition PRE.4</w:t>
+      </w:r>
+    </w:p>
+    <w:p>
+      <w:pPr>
+        <w:spacing w:after="120"/>
+      </w:pPr>
+      <w:r>
+        <w:rPr>
+          <w:i/>
+          <w:iCs/>
+          <w:sz w:val="20"/>
+          <w:szCs w:val="20"/>
+        </w:rPr>
+        <w:t xml:space="preserve">This table is an index. It is not how the policy is organised.</w:t>
+      </w:r>
+    </w:p>
     <w:tbl>
       <w:tblPr>
         <w:tblW w:type="pct" w:w="100%"/>
@@ -2756,310 +3060,6 @@
         </w:tc>
       </w:tr>
     </w:tbl>
-    <w:p>
-      <w:pPr>
-        <w:pStyle w:val="Heading1"/>
-        <w:spacing w:after="120" w:before="280"/>
-      </w:pPr>
-      <w:r>
-        <w:t>9. Distribution</w:t>
-      </w:r>
-    </w:p>
-    <w:p>
-      <w:pPr>
-        <w:spacing w:after="140"/>
-      </w:pPr>
-      <w:r>
-        <w:rPr>
-          <w:sz w:val="22"/>
-          <w:szCs w:val="22"/>
-        </w:rPr>
-        <w:t xml:space="preserve">Master copy: Medical Superintendent, Patient Rights Officer, Quality Coordinator.</w:t>
-      </w:r>
-    </w:p>
-    <w:p>
-      <w:pPr>
-        <w:spacing w:after="140"/>
-      </w:pPr>
-      <w:r>
-        <w:rPr>
-          <w:sz w:val="22"/>
-          <w:szCs w:val="22"/>
-        </w:rPr>
-        <w:t xml:space="preserve">Copies: out-patient, emergency, wards, ICU if exists, nursing administration.</w:t>
-      </w:r>
-    </w:p>
-    <w:p>
-      <w:pPr>
-        <w:spacing w:after="140"/>
-      </w:pPr>
-      <w:r>
-        <w:rPr>
-          <w:sz w:val="22"/>
-          <w:szCs w:val="22"/>
-        </w:rPr>
-        <w:t xml:space="preserve">Available at «front-office policy file» and, if the hospital keeps an intranet, at «staff intranet / policies».</w:t>
-      </w:r>
-    </w:p>
-    <w:p>
-      <w:pPr>
-        <w:pStyle w:val="Heading1"/>
-        <w:spacing w:after="120" w:before="280"/>
-      </w:pPr>
-      <w:r>
-        <w:t>10. Abbreviations</w:t>
-      </w:r>
-    </w:p>
-    <w:tbl>
-      <w:tblPr>
-        <w:tblW w:type="pct" w:w="100%"/>
-        <w:tblBorders>
-          <w:top w:val="single" w:color="auto" w:sz="4"/>
-          <w:left w:val="single" w:color="auto" w:sz="4"/>
-          <w:bottom w:val="single" w:color="auto" w:sz="4"/>
-          <w:right w:val="single" w:color="auto" w:sz="4"/>
-          <w:insideH w:val="single" w:color="auto" w:sz="4"/>
-          <w:insideV w:val="single" w:color="auto" w:sz="4"/>
-        </w:tblBorders>
-      </w:tblPr>
-      <w:tblGrid>
-        <w:gridCol w:w="100"/>
-        <w:gridCol w:w="100"/>
-      </w:tblGrid>
-      <w:tr>
-        <w:tc>
-          <w:tcPr>
-            <w:tcW w:type="pct" w:w="22%"/>
-            <w:tcBorders>
-              <w:top w:val="single" w:color="999999" w:sz="4"/>
-              <w:left w:val="single" w:color="999999" w:sz="4"/>
-              <w:bottom w:val="single" w:color="999999" w:sz="4"/>
-              <w:right w:val="single" w:color="999999" w:sz="4"/>
-            </w:tcBorders>
-            <w:shd w:fill="E8E8E8" w:val="clear"/>
-          </w:tcPr>
-          <w:p>
-            <w:r>
-              <w:rPr>
-                <w:b/>
-              </w:rPr>
-              <w:t>Abbreviation</w:t>
-            </w:r>
-          </w:p>
-        </w:tc>
-        <w:tc>
-          <w:tcPr>
-            <w:tcW w:type="pct" w:w="22%"/>
-            <w:tcBorders>
-              <w:top w:val="single" w:color="999999" w:sz="4"/>
-              <w:left w:val="single" w:color="999999" w:sz="4"/>
-              <w:bottom w:val="single" w:color="999999" w:sz="4"/>
-              <w:right w:val="single" w:color="999999" w:sz="4"/>
-            </w:tcBorders>
-            <w:shd w:fill="E8E8E8" w:val="clear"/>
-          </w:tcPr>
-          <w:p>
-            <w:r>
-              <w:rPr>
-                <w:b/>
-              </w:rPr>
-              <w:t>Meaning</w:t>
-            </w:r>
-          </w:p>
-        </w:tc>
-      </w:tr>
-      <w:tr>
-        <w:tc>
-          <w:tcPr>
-            <w:tcW w:type="pct" w:w="22%"/>
-            <w:tcBorders>
-              <w:top w:val="single" w:color="999999" w:sz="4"/>
-              <w:left w:val="single" w:color="999999" w:sz="4"/>
-              <w:bottom w:val="single" w:color="999999" w:sz="4"/>
-              <w:right w:val="single" w:color="999999" w:sz="4"/>
-            </w:tcBorders>
-            <w:shd w:fill="E8E8E8" w:val="clear"/>
-          </w:tcPr>
-          <w:p>
-            <w:r>
-              <w:rPr>
-                <w:b w:val="0"/>
-              </w:rPr>
-              <w:t>HAI</w:t>
-            </w:r>
-          </w:p>
-        </w:tc>
-        <w:tc>
-          <w:tcPr>
-            <w:tcW w:type="pct" w:w="22%"/>
-            <w:tcBorders>
-              <w:top w:val="single" w:color="999999" w:sz="4"/>
-              <w:left w:val="single" w:color="999999" w:sz="4"/>
-              <w:bottom w:val="single" w:color="999999" w:sz="4"/>
-              <w:right w:val="single" w:color="999999" w:sz="4"/>
-            </w:tcBorders>
-            <w:shd w:fill="E8E8E8" w:val="clear"/>
-          </w:tcPr>
-          <w:p>
-            <w:r>
-              <w:rPr>
-                <w:b w:val="0"/>
-              </w:rPr>
-              <w:t>healthcare-associated infection</w:t>
-            </w:r>
-          </w:p>
-        </w:tc>
-      </w:tr>
-      <w:tr>
-        <w:tc>
-          <w:tcPr>
-            <w:tcW w:type="pct" w:w="22%"/>
-            <w:tcBorders>
-              <w:top w:val="single" w:color="999999" w:sz="4"/>
-              <w:left w:val="single" w:color="999999" w:sz="4"/>
-              <w:bottom w:val="single" w:color="999999" w:sz="4"/>
-              <w:right w:val="single" w:color="999999" w:sz="4"/>
-            </w:tcBorders>
-            <w:shd w:fill="E8E8E8" w:val="clear"/>
-          </w:tcPr>
-          <w:p>
-            <w:r>
-              <w:rPr>
-                <w:b w:val="0"/>
-              </w:rPr>
-              <w:t>NABH</w:t>
-            </w:r>
-          </w:p>
-        </w:tc>
-        <w:tc>
-          <w:tcPr>
-            <w:tcW w:type="pct" w:w="22%"/>
-            <w:tcBorders>
-              <w:top w:val="single" w:color="999999" w:sz="4"/>
-              <w:left w:val="single" w:color="999999" w:sz="4"/>
-              <w:bottom w:val="single" w:color="999999" w:sz="4"/>
-              <w:right w:val="single" w:color="999999" w:sz="4"/>
-            </w:tcBorders>
-            <w:shd w:fill="E8E8E8" w:val="clear"/>
-          </w:tcPr>
-          <w:p>
-            <w:r>
-              <w:rPr>
-                <w:b w:val="0"/>
-              </w:rPr>
-              <w:t>National Accreditation Board for Hospitals and Healthcare Providers</w:t>
-            </w:r>
-          </w:p>
-        </w:tc>
-      </w:tr>
-      <w:tr>
-        <w:tc>
-          <w:tcPr>
-            <w:tcW w:type="pct" w:w="22%"/>
-            <w:tcBorders>
-              <w:top w:val="single" w:color="999999" w:sz="4"/>
-              <w:left w:val="single" w:color="999999" w:sz="4"/>
-              <w:bottom w:val="single" w:color="999999" w:sz="4"/>
-              <w:right w:val="single" w:color="999999" w:sz="4"/>
-            </w:tcBorders>
-            <w:shd w:fill="E8E8E8" w:val="clear"/>
-          </w:tcPr>
-          <w:p>
-            <w:r>
-              <w:rPr>
-                <w:b w:val="0"/>
-              </w:rPr>
-              <w:t>PRE</w:t>
-            </w:r>
-          </w:p>
-        </w:tc>
-        <w:tc>
-          <w:tcPr>
-            <w:tcW w:type="pct" w:w="22%"/>
-            <w:tcBorders>
-              <w:top w:val="single" w:color="999999" w:sz="4"/>
-              <w:left w:val="single" w:color="999999" w:sz="4"/>
-              <w:bottom w:val="single" w:color="999999" w:sz="4"/>
-              <w:right w:val="single" w:color="999999" w:sz="4"/>
-            </w:tcBorders>
-            <w:shd w:fill="E8E8E8" w:val="clear"/>
-          </w:tcPr>
-          <w:p>
-            <w:r>
-              <w:rPr>
-                <w:b w:val="0"/>
-              </w:rPr>
-              <w:t>Patient Rights and Education</w:t>
-            </w:r>
-          </w:p>
-        </w:tc>
-      </w:tr>
-      <w:tr>
-        <w:tc>
-          <w:tcPr>
-            <w:tcW w:type="pct" w:w="22%"/>
-            <w:tcBorders>
-              <w:top w:val="single" w:color="999999" w:sz="4"/>
-              <w:left w:val="single" w:color="999999" w:sz="4"/>
-              <w:bottom w:val="single" w:color="999999" w:sz="4"/>
-              <w:right w:val="single" w:color="999999" w:sz="4"/>
-            </w:tcBorders>
-            <w:shd w:fill="E8E8E8" w:val="clear"/>
-          </w:tcPr>
-          <w:p>
-            <w:r>
-              <w:rPr>
-                <w:b w:val="0"/>
-              </w:rPr>
-              <w:t>SHCO</w:t>
-            </w:r>
-          </w:p>
-        </w:tc>
-        <w:tc>
-          <w:tcPr>
-            <w:tcW w:type="pct" w:w="22%"/>
-            <w:tcBorders>
-              <w:top w:val="single" w:color="999999" w:sz="4"/>
-              <w:left w:val="single" w:color="999999" w:sz="4"/>
-              <w:bottom w:val="single" w:color="999999" w:sz="4"/>
-              <w:right w:val="single" w:color="999999" w:sz="4"/>
-            </w:tcBorders>
-            <w:shd w:fill="E8E8E8" w:val="clear"/>
-          </w:tcPr>
-          <w:p>
-            <w:r>
-              <w:rPr>
-                <w:b w:val="0"/>
-              </w:rPr>
-              <w:t>Standards for Small Healthcare Organisations</w:t>
-            </w:r>
-          </w:p>
-        </w:tc>
-      </w:tr>
-    </w:tbl>
-    <w:p>
-      <w:pPr>
-        <w:pStyle w:val="Heading1"/>
-        <w:spacing w:after="120" w:before="280"/>
-      </w:pPr>
-      <w:r>
-        <w:t>11. Traceability to NABH SHCO 3rd Edition PRE.4</w:t>
-      </w:r>
-    </w:p>
-    <w:p>
-      <w:pPr>
-        <w:spacing w:after="120"/>
-      </w:pPr>
-      <w:r>
-        <w:rPr>
-          <w:i/>
-          <w:iCs/>
-          <w:sz w:val="20"/>
-          <w:szCs w:val="20"/>
-        </w:rPr>
-        <w:t xml:space="preserve">This table is an index. It is not how the policy is organised.</w:t>
-      </w:r>
-    </w:p>
     <w:p>
       <w:pPr>
         <w:pStyle w:val="Heading1"/>

--- a/policies/build/masters/PRE.4_v2_master.docx
+++ b/policies/build/masters/PRE.4_v2_master.docx
@@ -677,7 +677,7 @@
           <w:sz w:val="22"/>
           <w:szCs w:val="22"/>
         </w:rPr>
-        <w:t xml:space="preserve">Rights at entry are PRE.1. The consent conversation is PRE.3. Follow-up advice on the discharge summary is AAC.8.</w:t>
+        <w:t>Rights at entry are covered by the rights-display policy. The consent conversation is covered by the informed-consent policy. Follow-up advice on the discharge summary is covered by the discharge-summary policy.</w:t>
       </w:r>
     </w:p>
     <w:p>
@@ -872,7 +872,7 @@
           <w:sz w:val="22"/>
           <w:szCs w:val="22"/>
         </w:rPr>
-        <w:t xml:space="preserve">5. Rewriting MOM.6, MOM.7, COP.13, COP.8 or HIC bundles as this education policy.</w:t>
+        <w:t>5. Rewriting the medication-administration, medication-event-monitoring, nutrition, paediatric, or infection-control bundles as this education policy.</w:t>
       </w:r>
     </w:p>
     <w:p>
@@ -926,7 +926,7 @@
           <w:sz w:val="22"/>
           <w:szCs w:val="22"/>
         </w:rPr>
-        <w:t xml:space="preserve">Language and format — spoken language, written material, interpreter, accompanying family as translator, and what is done when the patient cannot read — are chosen and recorded in «Hindi and English» or the patient's language. PRE.3.b uses the same language for consent; this step is ongoing education.</w:t>
+        <w:t>Language and format — spoken language, written material, interpreter, accompanying family as translator, and what is done when the patient cannot read — are chosen and recorded in «Hindi and English» or the patient's language. The informed-consent policy uses the same language for consent; this step is ongoing education.</w:t>
       </w:r>
     </w:p>
     <w:p>
@@ -959,7 +959,7 @@
           <w:sz w:val="22"/>
           <w:szCs w:val="22"/>
         </w:rPr>
-        <w:t xml:space="preserve">Education is given at start of a medicine, at a change, or at discharge as this hospital defines — «at start and at any dose change, and again at discharge if the medicine continues». Administration remains MOM.6. Event capture remains MOM.7.</w:t>
+        <w:t>Education is given at start of a medicine, at a change, or at discharge as this hospital defines — «at start and at any dose change, and again at discharge if the medicine continues». Administration remains with the medication-administration policy. Event capture remains with the medication-event-monitoring policy.</w:t>
       </w:r>
     </w:p>
     <w:p>
@@ -992,7 +992,7 @@
           <w:sz w:val="22"/>
           <w:szCs w:val="22"/>
         </w:rPr>
-        <w:t xml:space="preserve">Teaching for each topic this hospital uses is recorded. Nutritional-risk screen and therapeutic diet remain COP.13. Paediatric immunisation assessment remains COP.8. Unused immunisation as a service is a recorded absence.</w:t>
+        <w:t>Teaching for each topic this hospital uses is recorded. Nutritional-risk screen and therapeutic diet remain with the nutrition policy. Paediatric immunisation assessment remains with the paediatric-care policy. Unused immunisation as a service is a recorded absence.</w:t>
       </w:r>
     </w:p>
     <w:p>
@@ -1025,7 +1025,7 @@
           <w:sz w:val="22"/>
           <w:szCs w:val="22"/>
         </w:rPr>
-        <w:t xml:space="preserve">Teaching covers the condition this patient has, not only a generic poster. Diagnosis and care plan remain AAC.3.</w:t>
+        <w:t>Teaching covers the condition this patient has, not only a generic poster. Diagnosis and care plan remain with the assessment-and-care-planning policy.</w:t>
       </w:r>
     </w:p>
     <w:p>
@@ -1058,7 +1058,7 @@
           <w:sz w:val="22"/>
           <w:szCs w:val="22"/>
         </w:rPr>
-        <w:t xml:space="preserve">Patients and families are told what they can do — hand hygiene, not touching devices, telling staff of fever — as «a short ward talk at admission and a reminder at discharge». Bundles and surveillance remain HIC.</w:t>
+        <w:t>Patients and families are told what they can do — hand hygiene, not touching devices, telling staff of fever — as «a short ward talk at admission and a reminder at discharge». Bundles and surveillance remain with the infection-control policies.</w:t>
       </w:r>
     </w:p>
     <w:p>
@@ -1203,7 +1203,7 @@
           <w:sz w:val="22"/>
           <w:szCs w:val="22"/>
         </w:rPr>
-        <w:t xml:space="preserve">Reviewed «annually» or sooner when AAC.8, MOM or HIC policies change.</w:t>
+        <w:t>Reviewed «annually» or sooner when the discharge-summary, medication-management or infection-control policies change.</w:t>
       </w:r>
     </w:p>
     <w:p>

--- a/policies/build/masters/PRE.4_v2_master.docx
+++ b/policies/build/masters/PRE.4_v2_master.docx
@@ -3568,8 +3568,23 @@
           <w:sz w:val="22"/>
           <w:szCs w:val="22"/>
         </w:rPr>
-        <w:t xml:space="preserve">NABH SHCO 3rd Edition — standard PRE.4.</w:t>
-      </w:r>
+      </w:r>
+      <w:r>
+        <w:rPr>
+          <w:sz w:val="22"/>
+        </w:rPr>
+        <w:t xml:space="preserve">National Accreditation Board for Hospitals &amp; Healthcare Providers. (2022). Standards for small healthcare organisations (3rd ed.) — Patient Rights and Education chapter, standard PRE.4. </w:t>
+      </w:r>
+      <w:hyperlink r:id="rId9">
+        <w:r>
+          <w:rPr>
+            <w:rStyle w:val="Hyperlink"/>
+            <w:sz w:val="22"/>
+            <w:szCs w:val="22"/>
+          </w:rPr>
+          <w:t>https://nabh.co/programmes/small-healthcare-organisation-shco-accreditation-programme/</w:t>
+        </w:r>
+      </w:hyperlink>
     </w:p>
     <w:p>
       <w:pPr>
